--- a/resources/systems/procedures/classroom/morning-circle-transition-upper-grades.docx
+++ b/resources/systems/procedures/classroom/morning-circle-transition-upper-grades.docx
@@ -2143,7 +2143,7 @@
           <w:szCs w:val="28"/>
           <w:rtl w:val="0"/>
         </w:rPr>
-        <w:t xml:space="preserve">Teaching the Circle Transition: Sample Script</w:t>
+        <w:t>Teaching the Circle Transition: Script</w:t>
       </w:r>
       <w:r>
         <w:rPr>
@@ -2171,7 +2171,7 @@
           <w:szCs w:val="18"/>
           <w:rtl w:val="0"/>
         </w:rPr>
-        <w:t xml:space="preserve">This is a sample script.  </w:t>
+        <w:t>Use this script to teach the routine.</w:t>
       </w:r>
       <w:r>
         <w:rPr>
@@ -2181,7 +2181,6 @@
           <w:szCs w:val="18"/>
           <w:rtl w:val="0"/>
         </w:rPr>
-        <w:t xml:space="preserve">It's meant to be taught, not read verbatim — add your own class's language, examples, and personality before you use it. Where you see bracketed choices, swap in your own routine's specifics (your cue, your formation method, your release order).</w:t>
       </w:r>
       <w:r>
         <w:rPr>
@@ -2383,7 +2382,7 @@
           <w:szCs w:val="17"/>
           <w:rtl w:val="0"/>
         </w:rPr>
-        <w:t xml:space="preserve">“Watch me first. When I say [cue], Row 1 will pick up their chair, walk it to the blue line, and set it down quietly. Row 2 waits until I call them. Chairs stay low, close to your body — never over your head.”</w:t>
+        <w:t>“Watch me first. When I give the cue, Row 1 will pick up their chair, walk it to the blue line, and set it down quietly. Row 2 waits until I call them. Chairs stay low, close to your body — never over your head.”</w:t>
       </w:r>
       <w:r>
         <w:rPr>
@@ -2593,7 +2592,7 @@
           <w:szCs w:val="17"/>
           <w:rtl w:val="0"/>
         </w:rPr>
-        <w:t xml:space="preserve">“Going back to our desks works the same way, in reverse. When I say [close-out cue], we'll return chairs to exactly where they started, in the same order we came out.”</w:t>
+        <w:t>“Going back to our desks works the same way, in reverse. When I give the close-out cue, we'll return chairs to exactly where they started, in the same order we came out.”</w:t>
       </w:r>
       <w:r>
         <w:rPr>
@@ -2815,7 +2814,7 @@
           <w:szCs w:val="15"/>
           <w:rtl w:val="0"/>
         </w:rPr>
-        <w:t xml:space="preserve">Personalize before you teach it: swap in your own cue, formation method, and release order.</w:t>
+        <w:t>Set before Day 1: the cue, the formation method, and the release order.</w:t>
       </w:r>
       <w:r>
         <w:rPr>
